--- a/CNTT6_HoThanhTai_04.docx
+++ b/CNTT6_HoThanhTai_04.docx
@@ -274,6 +274,9 @@
     </w:p>
     <w:p>
       <w:r>
+        <w:rPr>
+          <w:noProof/>
+        </w:rPr>
         <w:lastRenderedPageBreak/>
         <w:drawing>
           <wp:inline distT="0" distB="0" distL="0" distR="0" wp14:anchorId="65AD8C18" wp14:editId="7C7C0080">
@@ -986,6 +989,9 @@
                 <w:tab w:val="left" w:pos="1103"/>
               </w:tabs>
             </w:pPr>
+            <w:r>
+              <w:t>Thêm giao diện quản lí bảo hành</w:t>
+            </w:r>
           </w:p>
         </w:tc>
       </w:tr>
@@ -1015,6 +1021,9 @@
                 <w:tab w:val="left" w:pos="1103"/>
               </w:tabs>
             </w:pPr>
+            <w:r>
+              <w:t>Kiểm tra dữ liệu nhập vào</w:t>
+            </w:r>
           </w:p>
         </w:tc>
       </w:tr>
@@ -1050,6 +1059,9 @@
                 <w:tab w:val="left" w:pos="1103"/>
               </w:tabs>
             </w:pPr>
+            <w:r>
+              <w:t>Cập nhật luồng xử lí bảo hành</w:t>
+            </w:r>
           </w:p>
         </w:tc>
       </w:tr>
@@ -1079,6 +1091,9 @@
                 <w:tab w:val="left" w:pos="1103"/>
               </w:tabs>
             </w:pPr>
+            <w:r>
+              <w:t>Thêm / sữa dữ liệu liên quan đến bảo hành</w:t>
+            </w:r>
           </w:p>
         </w:tc>
       </w:tr>
